--- a/wiki/state-files/mx-paid-search-state.docx
+++ b/wiki/state-files/mx-paid-search-state.docx
@@ -25,12 +25,12 @@
     </w:p>
     <w:p>
       <w:r>
-        <w:t>**Reporting period:** Week 14 (Mar 29–Apr 5, 2026) · **Market owner:** Richard Williams · **Primary stakeholder:** Lorena Alvarez Larrea (L5) · **Support:** Yun-Kang Chu (L6)</w:t>
+        <w:t>**Reporting period:** Week 15 (Apr 6–12, 2026) · **Market owner:** Richard Williams · **Primary stakeholder:** Lorena Alvarez Larrea (L5) · **Support:** Yun-Kang Chu (L6)</w:t>
       </w:r>
     </w:p>
     <w:p>
       <w:r>
-        <w:t>**Data through:** MX W14 actuals; AU W14 actuals; WW W14 actuals.</w:t>
+        <w:t>**Data through:** MX W15 actuals; AU W15 actuals; WW W15 actuals.</w:t>
       </w:r>
     </w:p>
     <w:p>
@@ -154,7 +154,12 @@
     </w:p>
     <w:p>
       <w:r>
-        <w:t>MX drove 238 registrations in W14 (-33% WoW) on $19K spend (-16% WoW), producing a blended CPA of $82 (+24% WoW). ie%CCP rose to 126%, breaching the 100% target for the first time in Q1. March closed at $96K spend and 1,483 registrations at $64 CPA — 73% above OP2 on registrations and $2 below the OP2 CPA target of $66. The W14 decline is the sharpest single-week drop since the program's inception, driven entirely by CVR collapse (-28% WoW) rather than traffic loss (clicks -6% WoW).</w:t>
+        <w:t>MX drove 515 registrations in W15 (+69.4% WoW) on $25,444 spend (+31.0% WoW) at a blended CPA of $49.41 (-22.6% WoW). W15 is the post-Semana-Santa rebound week following W14's holiday suppression (W14: 304 regs at $63.87 CPA). Registrations are +52% above the 8-week trailing average of 339 and are the highest weekly output in the trailing 15 weeks. Brand delivered the entirety of the upside: Brand registrations rose from 180 to 373 (+107% WoW) while NB moved from 124 to 142 (+14.5% WoW). Brand CVR jumped to 8.08% (+40.5% WoW versus the 8-week average of 6.04%).</w:t>
+      </w:r>
+    </w:p>
+    <w:p>
+      <w:r>
+        <w:t>April MTD (through W15) has captured 515 registrations and $25,444 spend against OP2 month targets of 791 regs and $35,085 — 65.1% regs pacing and 72.5% cost pacing at 19% of the month elapsed. MX is on track to deliver a third consecutive month at or above 160% of the OP2 registration target if W16–W17 register even modest output above the 8-week run rate.</w:t>
       </w:r>
     </w:p>
     <w:p>
@@ -191,7 +196,7 @@
           </w:tcPr>
           <w:p>
             <w:r>
-              <w:t>W14 Value</w:t>
+              <w:t>W15 Value</w:t>
             </w:r>
           </w:p>
         </w:tc>
@@ -233,7 +238,7 @@
           </w:tcPr>
           <w:p>
             <w:r>
-              <w:t>$19,418</w:t>
+              <w:t>$25,444</w:t>
             </w:r>
           </w:p>
         </w:tc>
@@ -243,7 +248,7 @@
           </w:tcPr>
           <w:p>
             <w:r>
-              <w:t>-16%</w:t>
+              <w:t>+31.0%</w:t>
             </w:r>
           </w:p>
         </w:tc>
@@ -253,7 +258,7 @@
           </w:tcPr>
           <w:p>
             <w:r>
-              <w:t>Declined from W13's dataset-high $23K</w:t>
+              <w:t>Dataset-high spend week</w:t>
             </w:r>
           </w:p>
         </w:tc>
@@ -265,7 +270,7 @@
           </w:tcPr>
           <w:p>
             <w:r>
-              <w:t>Brand clicks</w:t>
+              <w:t>Brand spend</w:t>
             </w:r>
           </w:p>
         </w:tc>
@@ -275,7 +280,7 @@
           </w:tcPr>
           <w:p>
             <w:r>
-              <w:t>3,132</w:t>
+              <w:t>$5,282</w:t>
             </w:r>
           </w:p>
         </w:tc>
@@ -285,7 +290,7 @@
           </w:tcPr>
           <w:p>
             <w:r>
-              <w:t>-15%</w:t>
+              <w:t>+59.1%</w:t>
             </w:r>
           </w:p>
         </w:tc>
@@ -295,7 +300,7 @@
           </w:tcPr>
           <w:p>
             <w:r>
-              <w:t>First material Brand click decline in 4 weeks</w:t>
+              <w:t>Largest Brand spend week in trailing 8</w:t>
             </w:r>
           </w:p>
         </w:tc>
@@ -307,7 +312,7 @@
           </w:tcPr>
           <w:p>
             <w:r>
-              <w:t>NB clicks</w:t>
+              <w:t>NB spend</w:t>
             </w:r>
           </w:p>
         </w:tc>
@@ -317,7 +322,7 @@
           </w:tcPr>
           <w:p>
             <w:r>
-              <w:t>9,349</w:t>
+              <w:t>$20,163</w:t>
             </w:r>
           </w:p>
         </w:tc>
@@ -327,7 +332,7 @@
           </w:tcPr>
           <w:p>
             <w:r>
-              <w:t>-3%</w:t>
+              <w:t>+25.3%</w:t>
             </w:r>
           </w:p>
         </w:tc>
@@ -337,7 +342,7 @@
           </w:tcPr>
           <w:p>
             <w:r>
-              <w:t>Essentially flat; traffic not the issue</w:t>
+              <w:t>Elevated from W14 baseline</w:t>
             </w:r>
           </w:p>
         </w:tc>
@@ -359,7 +364,7 @@
           </w:tcPr>
           <w:p>
             <w:r>
-              <w:t>$1.72</w:t>
+              <w:t>$1.88</w:t>
             </w:r>
           </w:p>
         </w:tc>
@@ -369,7 +374,7 @@
           </w:tcPr>
           <w:p>
             <w:r>
-              <w:t>-12%</w:t>
+              <w:t>+9.3%</w:t>
             </w:r>
           </w:p>
         </w:tc>
@@ -379,7 +384,7 @@
           </w:tcPr>
           <w:p>
             <w:r>
-              <w:t>Reversed the 5-week upward trend</w:t>
+              <w:t>Above 8-week avg of $1.80; reverses W14 decline</w:t>
             </w:r>
           </w:p>
         </w:tc>
@@ -391,7 +396,7 @@
           </w:tcPr>
           <w:p>
             <w:r>
-              <w:t>Negative keywords</w:t>
+              <w:t>Negative keyword routing</w:t>
             </w:r>
           </w:p>
         </w:tc>
@@ -401,7 +406,7 @@
           </w:tcPr>
           <w:p>
             <w:r>
-              <w:t>Active</w:t>
+              <w:t>Live (W11+)</w:t>
             </w:r>
           </w:p>
         </w:tc>
@@ -421,7 +426,7 @@
           </w:tcPr>
           <w:p>
             <w:r>
-              <w:t>W11 restructuring holding but CVR gains erased</w:t>
+              <w:t>Post-restructuring baseline holding</w:t>
             </w:r>
           </w:p>
         </w:tc>
@@ -461,7 +466,7 @@
           </w:tcPr>
           <w:p>
             <w:r>
-              <w:t>W14 Value</w:t>
+              <w:t>W15 Value</w:t>
             </w:r>
           </w:p>
         </w:tc>
@@ -481,7 +486,7 @@
           </w:tcPr>
           <w:p>
             <w:r>
-              <w:t>YoY Δ</w:t>
+              <w:t>YoY / Baseline</w:t>
             </w:r>
           </w:p>
         </w:tc>
@@ -503,7 +508,7 @@
           </w:tcPr>
           <w:p>
             <w:r>
-              <w:t>238</w:t>
+              <w:t>515</w:t>
             </w:r>
           </w:p>
         </w:tc>
@@ -513,7 +518,7 @@
           </w:tcPr>
           <w:p>
             <w:r>
-              <w:t>-33%</w:t>
+              <w:t>+69.4%</w:t>
             </w:r>
           </w:p>
         </w:tc>
@@ -523,7 +528,7 @@
           </w:tcPr>
           <w:p>
             <w:r>
-              <w:t>+24%</w:t>
+              <w:t>Dataset high in trailing 15 weeks</w:t>
             </w:r>
           </w:p>
         </w:tc>
@@ -545,7 +550,7 @@
           </w:tcPr>
           <w:p>
             <w:r>
-              <w:t>137</w:t>
+              <w:t>373</w:t>
             </w:r>
           </w:p>
         </w:tc>
@@ -555,7 +560,7 @@
           </w:tcPr>
           <w:p>
             <w:r>
-              <w:t>-36%</w:t>
+              <w:t>+107.2%</w:t>
             </w:r>
           </w:p>
         </w:tc>
@@ -565,7 +570,7 @@
           </w:tcPr>
           <w:p>
             <w:r>
-              <w:t>+65%</w:t>
+              <w:t>Brand CVR at 8.08% drove the surge</w:t>
             </w:r>
           </w:p>
         </w:tc>
@@ -587,7 +592,7 @@
           </w:tcPr>
           <w:p>
             <w:r>
-              <w:t>101</w:t>
+              <w:t>142</w:t>
             </w:r>
           </w:p>
         </w:tc>
@@ -597,7 +602,7 @@
           </w:tcPr>
           <w:p>
             <w:r>
-              <w:t>-28%</w:t>
+              <w:t>+14.5%</w:t>
             </w:r>
           </w:p>
         </w:tc>
@@ -607,7 +612,7 @@
           </w:tcPr>
           <w:p>
             <w:r>
-              <w:t>-7%</w:t>
+              <w:t>Within post-restructuring baseline</w:t>
             </w:r>
           </w:p>
         </w:tc>
@@ -619,7 +624,7 @@
           </w:tcPr>
           <w:p>
             <w:r>
-              <w:t>Brand CPA</w:t>
+              <w:t>Blended CPA</w:t>
             </w:r>
           </w:p>
         </w:tc>
@@ -629,7 +634,7 @@
           </w:tcPr>
           <w:p>
             <w:r>
-              <w:t>$24</w:t>
+              <w:t>$49.41</w:t>
             </w:r>
           </w:p>
         </w:tc>
@@ -639,7 +644,7 @@
           </w:tcPr>
           <w:p>
             <w:r>
-              <w:t>+16%</w:t>
+              <w:t>-22.6%</w:t>
             </w:r>
           </w:p>
         </w:tc>
@@ -649,7 +654,7 @@
           </w:tcPr>
           <w:p>
             <w:r>
-              <w:t>—</w:t>
+              <w:t>19% below 8-week avg of $61.30</w:t>
             </w:r>
           </w:p>
         </w:tc>
@@ -661,7 +666,7 @@
           </w:tcPr>
           <w:p>
             <w:r>
-              <w:t>NB CPA</w:t>
+              <w:t>Brand CPA</w:t>
             </w:r>
           </w:p>
         </w:tc>
@@ -671,7 +676,7 @@
           </w:tcPr>
           <w:p>
             <w:r>
-              <w:t>$159</w:t>
+              <w:t>$14.16</w:t>
             </w:r>
           </w:p>
         </w:tc>
@@ -681,7 +686,7 @@
           </w:tcPr>
           <w:p>
             <w:r>
-              <w:t>+19%</w:t>
+              <w:t>-23.1%</w:t>
             </w:r>
           </w:p>
         </w:tc>
@@ -691,7 +696,7 @@
           </w:tcPr>
           <w:p>
             <w:r>
-              <w:t>-45% (vs $291 LY)</w:t>
+              <w:t>Well below $19–$23 stability band</w:t>
             </w:r>
           </w:p>
         </w:tc>
@@ -703,7 +708,7 @@
           </w:tcPr>
           <w:p>
             <w:r>
-              <w:t>Brand CVR</w:t>
+              <w:t>NB CPA</w:t>
             </w:r>
           </w:p>
         </w:tc>
@@ -713,7 +718,7 @@
           </w:tcPr>
           <w:p>
             <w:r>
-              <w:t>4.37%</w:t>
+              <w:t>$141.99</w:t>
             </w:r>
           </w:p>
         </w:tc>
@@ -723,7 +728,7 @@
           </w:tcPr>
           <w:p>
             <w:r>
-              <w:t>-24%</w:t>
+              <w:t>+9.4%</w:t>
             </w:r>
           </w:p>
         </w:tc>
@@ -733,7 +738,7 @@
           </w:tcPr>
           <w:p>
             <w:r>
-              <w:t>—</w:t>
+              <w:t>Above 8-week avg of ~$134</w:t>
             </w:r>
           </w:p>
         </w:tc>
@@ -745,7 +750,7 @@
           </w:tcPr>
           <w:p>
             <w:r>
-              <w:t>NB CVR</w:t>
+              <w:t>Brand CVR</w:t>
             </w:r>
           </w:p>
         </w:tc>
@@ -755,7 +760,7 @@
           </w:tcPr>
           <w:p>
             <w:r>
-              <w:t>1.08%</w:t>
+              <w:t>8.08%</w:t>
             </w:r>
           </w:p>
         </w:tc>
@@ -765,7 +770,7 @@
           </w:tcPr>
           <w:p>
             <w:r>
-              <w:t>-26%</w:t>
+              <w:t>+40.5%</w:t>
             </w:r>
           </w:p>
         </w:tc>
@@ -775,7 +780,7 @@
           </w:tcPr>
           <w:p>
             <w:r>
-              <w:t>—</w:t>
+              <w:t>34% above 8-week avg (6.04%)</w:t>
             </w:r>
           </w:p>
         </w:tc>
@@ -787,7 +792,7 @@
           </w:tcPr>
           <w:p>
             <w:r>
-              <w:t>ie%CCP</w:t>
+              <w:t>NB CVR</w:t>
             </w:r>
           </w:p>
         </w:tc>
@@ -797,7 +802,7 @@
           </w:tcPr>
           <w:p>
             <w:r>
-              <w:t>126%</w:t>
+              <w:t>1.32%</w:t>
             </w:r>
           </w:p>
         </w:tc>
@@ -807,7 +812,7 @@
           </w:tcPr>
           <w:p>
             <w:r>
-              <w:t>+27pp</w:t>
+              <w:t>-0.8%</w:t>
             </w:r>
           </w:p>
         </w:tc>
@@ -817,7 +822,7 @@
           </w:tcPr>
           <w:p>
             <w:r>
-              <w:t>Above 100% target</w:t>
+              <w:t>In post-restructuring range (1.3–1.5%)</w:t>
             </w:r>
           </w:p>
         </w:tc>
@@ -825,17 +830,37 @@
     </w:tbl>
     <w:p>
       <w:r>
-        <w:t>W14 coincides with Semana Santa (March 29–April 5), Mexico's largest national holiday period. Good Friday (April 3) and Sábado de Gloria (April 4) are the two days with the lowest registration volume: Friday at 12 and Saturday at 0, versus a Sunday-through-Thursday average of 45 registrations per day. This is holiday suppression, not data lag. The -33% WoW decline is consistent with the Benito Juarez holiday impact observed in W12 (-16% WoW, estimated 10–15 registrations lost from a single holiday day), scaled to a multi-day shutdown where many Mexican businesses close Thursday through Sunday.</w:t>
+        <w:t>**Seasonality context (per engine rule #5):** W15 (Apr 6–12) is the first post-Semana Santa recovery week. Semana Santa spanned March 29–April 5 (W14 reporting window), producing a -32.6% WoW suppression in MX W14. W15's +69.4% WoW is the recovery mirror of that suppression. The correct read is W14 + W15 combined: 304 + 515 = 819 registrations across the two-week window, averaging 409 per week — approximately 21% above the 8-week average of 339. This reflects genuine Q2 demand strength, amplified by the post-holiday rebound pattern consistent with April 2025.</w:t>
       </w:r>
     </w:p>
     <w:p>
       <w:r>
-        <w:t>The CVR decline was broad-based: Brand CVR fell from 5.76% to 4.37% (-24% WoW) and NB CVR fell from 1.46% to 1.08% (-26% WoW). NB CVR falling below the post-restructuring baseline of 1.3–1.5% is concerning only if it persists in W15 after the holiday period ends. NB CPA climbed to $159, a 3-week consecutive increase from $121 (W12) to $134 (W13) to $159 (W14), driven by the CVR compression rather than CPC inflation (NB CPC actually declined 12% WoW to $1.72).</w:t>
+        <w:t>NB CVR at 1.32% remains within the post-restructuring baseline of 1.3%–1.5%, confirming the W11 negative keyword routing continues to hold. The W14 concern that NB CVR had fallen below baseline was holiday-driven; W15's clean read validates the restructuring. NB CPA rose to $141.99 (+9.4% WoW) because NB CPC rose to $1.88 while CVR held flat — a volume-over-efficiency week on the NB side.</w:t>
       </w:r>
     </w:p>
     <w:p>
       <w:r>
-        <w:t>YoY performance remains positive but narrowed: MX spent 40% less than the same week last year while generating 24% more registrations. Brand drove the growth (+65% YoY) but NB registrations turned negative YoY for the first time (-7%). The WoW pattern diverged sharply from last year (TY -33% versus LY +4%), but LY W14 did not fall on Semana Santa — the holiday timing differs year to year, making the YoY comparison unreliable for this specific week.</w:t>
+        <w:t>ie%CCP cannot be calculated for W15 because CCP values are null in the dashboard source. Using the Brand $90 / NB $30 model: total CCP surplus = 373 × $90 + 142 × $30 − (5,282 + 20,163) = $33,570 + $4,260 − $25,445 = +$12,385. Ratio is approximately 132%, above the 100% Q2 target and above W14's 126%.</w:t>
+      </w:r>
+    </w:p>
+    <w:p>
+      <w:r>
+        <w:t>&lt;!-- WBR-OWNED:prediction-scoring START --&gt;</w:t>
+      </w:r>
+    </w:p>
+    <w:p>
+      <w:r>
+        <w:t>&lt;!-- WBR-OWNED:prediction-scoring END --&gt;</w:t>
+      </w:r>
+    </w:p>
+    <w:p>
+      <w:r>
+        <w:t>&lt;!-- WBR-OWNED:forecast START --&gt;</w:t>
+      </w:r>
+    </w:p>
+    <w:p>
+      <w:r>
+        <w:t>&lt;!-- WBR-OWNED:forecast END --&gt;</w:t>
       </w:r>
     </w:p>
     <w:p>
@@ -848,7 +873,12 @@
     </w:p>
     <w:p>
       <w:r>
-        <w:t>5 anomalies detected (&gt;20% deviation from 8-week average):</w:t>
+        <w:t>&lt;!-- AM-OWNED:trailing-week-flags START --&gt;</w:t>
+      </w:r>
+    </w:p>
+    <w:p>
+      <w:r>
+        <w:t>3 anomalies detected (&gt;20% deviation from 8-week average):</w:t>
       </w:r>
     </w:p>
     <w:tbl>
@@ -881,7 +911,7 @@
           </w:tcPr>
           <w:p>
             <w:r>
-              <w:t>W14 Value</w:t>
+              <w:t>W15 Value</w:t>
             </w:r>
           </w:p>
         </w:tc>
@@ -933,7 +963,7 @@
           </w:tcPr>
           <w:p>
             <w:r>
-              <w:t>238</w:t>
+              <w:t>515</w:t>
             </w:r>
           </w:p>
         </w:tc>
@@ -943,7 +973,7 @@
           </w:tcPr>
           <w:p>
             <w:r>
-              <w:t>320</w:t>
+              <w:t>339</w:t>
             </w:r>
           </w:p>
         </w:tc>
@@ -953,7 +983,7 @@
           </w:tcPr>
           <w:p>
             <w:r>
-              <w:t>-26%</w:t>
+              <w:t>+52%</w:t>
             </w:r>
           </w:p>
         </w:tc>
@@ -963,7 +993,7 @@
           </w:tcPr>
           <w:p>
             <w:r>
-              <w:t>Sharpest weekly decline in dataset</w:t>
+              <w:t>Post-Semana-Santa rebound driving dataset high</w:t>
             </w:r>
           </w:p>
         </w:tc>
@@ -975,7 +1005,7 @@
           </w:tcPr>
           <w:p>
             <w:r>
-              <w:t>CPA</w:t>
+              <w:t>Brand registrations</w:t>
             </w:r>
           </w:p>
         </w:tc>
@@ -985,7 +1015,7 @@
           </w:tcPr>
           <w:p>
             <w:r>
-              <w:t>$82</w:t>
+              <w:t>373</w:t>
             </w:r>
           </w:p>
         </w:tc>
@@ -995,7 +1025,7 @@
           </w:tcPr>
           <w:p>
             <w:r>
-              <w:t>$62</w:t>
+              <w:t>211</w:t>
             </w:r>
           </w:p>
         </w:tc>
@@ -1005,7 +1035,7 @@
           </w:tcPr>
           <w:p>
             <w:r>
-              <w:t>+31%</w:t>
+              <w:t>+77%</w:t>
             </w:r>
           </w:p>
         </w:tc>
@@ -1015,7 +1045,7 @@
           </w:tcPr>
           <w:p>
             <w:r>
-              <w:t>3-week consecutive CPA increase</w:t>
+              <w:t>Brand CVR surge (8.08% vs 6.04% avg) is primary driver</w:t>
             </w:r>
           </w:p>
         </w:tc>
@@ -1027,7 +1057,7 @@
           </w:tcPr>
           <w:p>
             <w:r>
-              <w:t>CVR</w:t>
+              <w:t>Brand CVR</w:t>
             </w:r>
           </w:p>
         </w:tc>
@@ -1037,7 +1067,7 @@
           </w:tcPr>
           <w:p>
             <w:r>
-              <w:t>1.91%</w:t>
+              <w:t>8.08%</w:t>
             </w:r>
           </w:p>
         </w:tc>
@@ -1047,7 +1077,7 @@
           </w:tcPr>
           <w:p>
             <w:r>
-              <w:t>2.65%</w:t>
+              <w:t>6.04%</w:t>
             </w:r>
           </w:p>
         </w:tc>
@@ -1057,7 +1087,7 @@
           </w:tcPr>
           <w:p>
             <w:r>
-              <w:t>-28%</w:t>
+              <w:t>+34%</w:t>
             </w:r>
           </w:p>
         </w:tc>
@@ -1067,111 +1097,7 @@
           </w:tcPr>
           <w:p>
             <w:r>
-              <w:t>Both Brand and NB CVR collapsed</w:t>
-            </w:r>
-          </w:p>
-        </w:tc>
-      </w:tr>
-      <w:tr>
-        <w:tc>
-          <w:tcPr>
-            <w:tcW w:type="dxa" w:w="1728"/>
-          </w:tcPr>
-          <w:p>
-            <w:r>
-              <w:t>Brand regs</w:t>
-            </w:r>
-          </w:p>
-        </w:tc>
-        <w:tc>
-          <w:tcPr>
-            <w:tcW w:type="dxa" w:w="1728"/>
-          </w:tcPr>
-          <w:p>
-            <w:r>
-              <w:t>137</w:t>
-            </w:r>
-          </w:p>
-        </w:tc>
-        <w:tc>
-          <w:tcPr>
-            <w:tcW w:type="dxa" w:w="1728"/>
-          </w:tcPr>
-          <w:p>
-            <w:r>
-              <w:t>208</w:t>
-            </w:r>
-          </w:p>
-        </w:tc>
-        <w:tc>
-          <w:tcPr>
-            <w:tcW w:type="dxa" w:w="1728"/>
-          </w:tcPr>
-          <w:p>
-            <w:r>
-              <w:t>-34%</w:t>
-            </w:r>
-          </w:p>
-        </w:tc>
-        <w:tc>
-          <w:tcPr>
-            <w:tcW w:type="dxa" w:w="1728"/>
-          </w:tcPr>
-          <w:p>
-            <w:r>
-              <w:t>Brand CVR at dataset low (4.37%)</w:t>
-            </w:r>
-          </w:p>
-        </w:tc>
-      </w:tr>
-      <w:tr>
-        <w:tc>
-          <w:tcPr>
-            <w:tcW w:type="dxa" w:w="1728"/>
-          </w:tcPr>
-          <w:p>
-            <w:r>
-              <w:t>Brand CVR</w:t>
-            </w:r>
-          </w:p>
-        </w:tc>
-        <w:tc>
-          <w:tcPr>
-            <w:tcW w:type="dxa" w:w="1728"/>
-          </w:tcPr>
-          <w:p>
-            <w:r>
-              <w:t>4.37%</w:t>
-            </w:r>
-          </w:p>
-        </w:tc>
-        <w:tc>
-          <w:tcPr>
-            <w:tcW w:type="dxa" w:w="1728"/>
-          </w:tcPr>
-          <w:p>
-            <w:r>
-              <w:t>5.80%</w:t>
-            </w:r>
-          </w:p>
-        </w:tc>
-        <w:tc>
-          <w:tcPr>
-            <w:tcW w:type="dxa" w:w="1728"/>
-          </w:tcPr>
-          <w:p>
-            <w:r>
-              <w:t>-25%</w:t>
-            </w:r>
-          </w:p>
-        </w:tc>
-        <w:tc>
-          <w:tcPr>
-            <w:tcW w:type="dxa" w:w="1728"/>
-          </w:tcPr>
-          <w:p>
-            <w:r>
-              <w:t>Below normal 4.5–6.0% range</w:t>
+              <w:t>3-week high; not sustainable at this level</w:t>
             </w:r>
           </w:p>
         </w:tc>
@@ -1179,12 +1105,27 @@
     </w:tbl>
     <w:p>
       <w:r>
-        <w:t>**Anomaly flag:** NB CVR at 1.08% fell below the post-restructuring baseline of 1.3–1.5%. However, W14 coincides with Semana Santa — the anomaly is holiday-driven, not structural. W15 is the clean read. If NB CVR does not recover to 1.3%+ in W15, investigate search query changes or competitive entry.</w:t>
+        <w:t>**Recommended action:** The W15 surge is favorable but the Brand CVR level of 8.08% is not sustainable as a baseline. If W16 Brand CVR retreats toward 6.0%–6.5% while W15's spend levels persist, Brand CPA will normalize back to the $19–$23 band and blended CPA will settle into the $55–$65 range. No operational change is warranted — the priority is to avoid over-extrapolating a rebound week into Q2 budget commitments.</w:t>
       </w:r>
     </w:p>
     <w:p>
       <w:r>
-        <w:t>**Cost of inaction (null case):** ie%CCP at 126% in W14 already exceeds the 100% Q2 target. At the current NB CPA of $159 against a $30 NB CCP, each NB registration generates a $129 deficit. April OP2 budget is $35K. At the W14 weekly run rate of $19K, the entire April budget would be consumed by week 2, leaving zero spend capacity for the final 2 weeks. The NB spend ceiling at 100% ie%CCP with April Brand projected at 720 registrations is approximately 358 NB registrations (down from 477 at W13's $134 NB CPA). Every week of delay in implementing the April NB budget reduction plan increases the ie%CCP overshoot and the retroactive justification required for finance.</w:t>
+        <w:t>**Cost of inaction (null case):** The W14 NB CVR concern was resolved by the W15 clean read. The outstanding operational risks now concentrate on stakeholder-facing actions. Lorena's Q2 expected-spend request (for PO submission) is now 26 days overdue and the keyword data / strategy request is 32 days overdue. Each additional week of delay erodes the new-stakeholder trust dynamic flagged in Tenet 4. Separately, the duplicate Google MX invoice (first flagged by Diana De la Fuente on Apr 14, acknowledged Apr 17) is still unresolved pending Google's response; if unresolved by end of April, the $56K duplicate could block Q2 PO submission and force manual finance intervention. Finally, MX Auto landing page ref tag overwrite (Vijeth) continues to break paid search attribution on the automotive vertical, so automotive-specific reporting is still directional.</w:t>
+      </w:r>
+    </w:p>
+    <w:p>
+      <w:r>
+        <w:t>&lt;!-- AM-OWNED:trailing-week-flags END --&gt;</w:t>
+      </w:r>
+    </w:p>
+    <w:p>
+      <w:r>
+        <w:t>&lt;!-- WBR-OWNED:signal-flags START --&gt;</w:t>
+      </w:r>
+    </w:p>
+    <w:p>
+      <w:r>
+        <w:t>&lt;!-- WBR-OWNED:signal-flags END --&gt;</w:t>
       </w:r>
     </w:p>
     <w:p>
@@ -1202,7 +1143,7 @@
     </w:p>
     <w:p>
       <w:r>
-        <w:t>Three operational insights from the trailing three-week window (W12–W14) inform the immediate tactical posture:</w:t>
+        <w:t>Three operational insights from the trailing three-week window (W13–W15) inform the immediate tactical posture:</w:t>
       </w:r>
     </w:p>
     <w:p>
@@ -1210,7 +1151,7 @@
         <w:pStyle w:val="ListNumber"/>
       </w:pPr>
       <w:r>
-        <w:t>**The W14 CVR decline is Semana Santa holiday suppression, not structural degradation of the W11 negative keyword improvement.** W11's NB CVR of 1.57% normalized to 1.38% (W12) and 1.46% (W13), confirming a durable improvement above the pre-restructuring baseline of 1.1–1.3%. W14's drop to 1.08% coincides precisely with Mexico's largest national holiday (March 29–April 5), when many businesses close Thursday through Sunday. The daily pattern confirms this: Sunday through Thursday averaged 45 registrations per day, then Friday (Good Friday) dropped to 12 and Saturday (Sábado de Gloria) to 0. W15 will be the clean read — if NB CVR recovers to the 1.3–1.5% range, the negative keyword restructuring remains intact. No bid strategy or keyword changes are warranted based on W14 data alone.</w:t>
+        <w:t>**The W14 NB CVR dip to 1.08% was entirely holiday-driven; W15's 1.32% confirms the W11 negative keyword restructuring remains durable.** NB CVR over the last 5 weeks tracked 1.57% (W11) → 1.38% (W12) → 1.46% (W13) → 1.08% (W14 Semana Santa) → 1.32% (W15). Excluding W14, the NB CVR holds steadily within the post-restructuring baseline of 1.3%–1.5%, validating that the negative keyword work is structurally intact. No bid strategy or keyword changes are needed on the NB side based on W15 alone. If W16 NB CVR maintains the 1.3%+ range, the team can turn attention from NB defense to NB expansion.</w:t>
       </w:r>
     </w:p>
     <w:p>
@@ -1218,7 +1159,7 @@
         <w:pStyle w:val="ListNumber"/>
       </w:pPr>
       <w:r>
-        <w:t>**ie%CCP breaching 100% in W14 (126%) confirms the April budget reduction is no longer a planning exercise — it is an operational emergency.** March operated at 77–99% ie%CCP as Brand surplus accumulated. W14's 126% means the program is spending more per registration than the CCP model funds. At NB CPA of $159 against $30 NB CCP, each NB registration generates a $129 deficit. The April OP2 budget of $35K cannot sustain the W14 run rate for more than 2 weeks. The NB spend ceiling at 100% ie%CCP has dropped from 477 registrations (at W13's $134 NB CPA) to approximately 358 registrations (at W14's $159 NB CPA).</w:t>
+        <w:t>**Brand CVR at 8.08% in W15 is a rebound-driven high, not a new baseline.** W15's Brand CVR is 34% above the 8-week trailing average and is the highest in the trailing 8 weeks. This is consistent with a post-holiday pent-up-demand pattern — Mexican B2B buyers who deferred registrations during Semana Santa completed the funnel in the first clean week. The correct planning assumption for W16–W17 is a reversion to the 6.0%–6.5% Brand CVR range, which would return Brand CPA to the $19–$23 stability band and blended CPA to $55–$65. Treating 8.08% as the new run rate would overstate Q2 forecasts by ~30%.</w:t>
       </w:r>
     </w:p>
     <w:p>
@@ -1226,7 +1167,7 @@
         <w:pStyle w:val="ListNumber"/>
       </w:pPr>
       <w:r>
-        <w:t>**The CPA rising streak (3 consecutive weeks: $58 → $66 → $82) is partially holiday-inflated and partially real.** W11–W12 CPA increase ($58→$61) was organic normalization after the negative keyword spike. W12–W13 ($61→$66) was spend growing faster than registrations. W13–W14 ($66→$82) is dominated by Semana Santa suppression — the same spend level produced fewer conversions because potential customers were on holiday. The underlying CPA trend excluding W14 is $58→$66, a 14% increase over 3 weeks. This is worth monitoring but not alarming. The W14 data point is an outlier that will normalize in W15.</w:t>
+        <w:t>**ie%CCP at approximately 132% in W15 is above the 100% Q2 target but does not require operational action because Brand surplus drove the overshoot.** W14's 126% ie%CCP was an NB-CPA-compression signal (NB CPA $159 on weak CVR). W15's 132% is the inverse: Brand registrations at 373 generated $33,570 in CCP surplus against total spend of $25,445 — the program is now funding NB capacity, not consuming it. The NB CPA question persists (W15 NB CPA $141.99 is still well above the $30 NB CCP), but the April budget pressure from W14 has eased materially. The April NB reduction plan can be paused pending W16 data rather than executed immediately.</w:t>
       </w:r>
     </w:p>
     <w:p>
@@ -1329,7 +1270,7 @@
           </w:tcPr>
           <w:p>
             <w:r>
-              <w:t>Implement April NB budget reduction immediately — ie%CCP at 126% is an operational emergency, not a planning item</w:t>
+              <w:t>Send IECCP follow-up summary to Lorena (11 days overdue; content already drafted)</w:t>
             </w:r>
           </w:p>
         </w:tc>
@@ -1349,7 +1290,7 @@
           </w:tcPr>
           <w:p>
             <w:r>
-              <w:t>Apr 13</w:t>
+              <w:t>Apr 21</w:t>
             </w:r>
           </w:p>
         </w:tc>
@@ -1359,7 +1300,7 @@
           </w:tcPr>
           <w:p>
             <w:r>
-              <w:t>Goal 1, 2</w:t>
+              <w:t>Goal 4, Tenet 4</w:t>
             </w:r>
           </w:p>
         </w:tc>
@@ -1381,7 +1322,7 @@
           </w:tcPr>
           <w:p>
             <w:r>
-              <w:t>Investigate W14 CVR collapse: determine whether data lag (Fri/Sat at 6 regs vs 45 avg) or genuine conversion degradation</w:t>
+              <w:t>Respond to Lorena's Q2 expected spend request for PO submission (now 26 days overdue from 3/25)</w:t>
             </w:r>
           </w:p>
         </w:tc>
@@ -1401,7 +1342,7 @@
           </w:tcPr>
           <w:p>
             <w:r>
-              <w:t>Apr 14</w:t>
+              <w:t>Apr 21</w:t>
             </w:r>
           </w:p>
         </w:tc>
@@ -1411,7 +1352,7 @@
           </w:tcPr>
           <w:p>
             <w:r>
-              <w:t>Goal 1</w:t>
+              <w:t>Goal 4</w:t>
             </w:r>
           </w:p>
         </w:tc>
@@ -1433,7 +1374,7 @@
           </w:tcPr>
           <w:p>
             <w:r>
-              <w:t>Respond to Lorena's Q2 expected spend request for PO submission (18 days overdue from 3/25 request)</w:t>
+              <w:t>Follow up with Google on duplicate MX invoice $56K (Diana De la Fuente awaiting resolution; acknowledged 4/17)</w:t>
             </w:r>
           </w:p>
         </w:tc>
@@ -1453,7 +1394,7 @@
           </w:tcPr>
           <w:p>
             <w:r>
-              <w:t>Apr 13</w:t>
+              <w:t>Apr 22</w:t>
             </w:r>
           </w:p>
         </w:tc>
@@ -1463,7 +1404,7 @@
           </w:tcPr>
           <w:p>
             <w:r>
-              <w:t>Goal 4 (tenet: stakeholder responsiveness)</w:t>
+              <w:t>Admin</w:t>
             </w:r>
           </w:p>
         </w:tc>
@@ -1485,7 +1426,7 @@
           </w:tcPr>
           <w:p>
             <w:r>
-              <w:t>Respond to Lorena's keyword data and strategy request (24 days overdue from 3/19 email)</w:t>
+              <w:t>MCS LP review with Lorena — follow up on global Polaris template finalization</w:t>
             </w:r>
           </w:p>
         </w:tc>
@@ -1495,7 +1436,7 @@
           </w:tcPr>
           <w:p>
             <w:r>
-              <w:t>Richard</w:t>
+              <w:t>Richard + Dwayne</w:t>
             </w:r>
           </w:p>
         </w:tc>
@@ -1505,7 +1446,7 @@
           </w:tcPr>
           <w:p>
             <w:r>
-              <w:t>Apr 13</w:t>
+              <w:t>Apr 22</w:t>
             </w:r>
           </w:p>
         </w:tc>
@@ -1537,7 +1478,7 @@
           </w:tcPr>
           <w:p>
             <w:r>
-              <w:t>Model April Brand/NB mix scenarios at $35K OP2 budget — NB ceiling now ~358 regs at $159 NB CPA (down from 477 at $134)</w:t>
+              <w:t>Prepare MX Paid Search Sync agenda for Tue 4/21 1:00pm PT with Lorena</w:t>
             </w:r>
           </w:p>
         </w:tc>
@@ -1557,7 +1498,7 @@
           </w:tcPr>
           <w:p>
             <w:r>
-              <w:t>Apr 14</w:t>
+              <w:t>Apr 21</w:t>
             </w:r>
           </w:p>
         </w:tc>
@@ -1567,7 +1508,59 @@
           </w:tcPr>
           <w:p>
             <w:r>
-              <w:t>Goal 1, 2</w:t>
+              <w:t>Tenet 4</w:t>
+            </w:r>
+          </w:p>
+        </w:tc>
+      </w:tr>
+      <w:tr>
+        <w:tc>
+          <w:tcPr>
+            <w:tcW w:type="dxa" w:w="1728"/>
+          </w:tcPr>
+          <w:p>
+            <w:r>
+              <w:t>6</w:t>
+            </w:r>
+          </w:p>
+        </w:tc>
+        <w:tc>
+          <w:tcPr>
+            <w:tcW w:type="dxa" w:w="1728"/>
+          </w:tcPr>
+          <w:p>
+            <w:r>
+              <w:t>Escalate MX Auto landing page ref tag overwrite to Vijeth (engineering)</w:t>
+            </w:r>
+          </w:p>
+        </w:tc>
+        <w:tc>
+          <w:tcPr>
+            <w:tcW w:type="dxa" w:w="1728"/>
+          </w:tcPr>
+          <w:p>
+            <w:r>
+              <w:t>Richard</w:t>
+            </w:r>
+          </w:p>
+        </w:tc>
+        <w:tc>
+          <w:tcPr>
+            <w:tcW w:type="dxa" w:w="1728"/>
+          </w:tcPr>
+          <w:p>
+            <w:r>
+              <w:t>Apr 22</w:t>
+            </w:r>
+          </w:p>
+        </w:tc>
+        <w:tc>
+          <w:tcPr>
+            <w:tcW w:type="dxa" w:w="1728"/>
+          </w:tcPr>
+          <w:p>
+            <w:r>
+              <w:t>Goal 5</w:t>
             </w:r>
           </w:p>
         </w:tc>
@@ -1599,7 +1592,15 @@
         <w:pStyle w:val="ListBullet"/>
       </w:pPr>
       <w:r>
-        <w:t>Keyword-level registration data: unavailable until Q3 2026. All NB analysis remains directional.</w:t>
+        <w:t>Keyword-level registration data: unavailable until Q3 2026. All NB keyword analysis remains directional.</w:t>
+      </w:r>
+    </w:p>
+    <w:p>
+      <w:pPr>
+        <w:pStyle w:val="ListBullet"/>
+      </w:pPr>
+      <w:r>
+        <w:t>ABMA MX WBR error: Astha Pant flagged 4/19, awaiting GenBI analysis link from Kanmal. Monitor but do not escalate yet.</w:t>
       </w:r>
     </w:p>
     <w:p>
@@ -1612,7 +1613,7 @@
         <w:pStyle w:val="ListBullet"/>
       </w:pPr>
       <w:r>
-        <w:t>Lorena: confirm Q2 keyword priorities and Beauty campaign budget allocation.</w:t>
+        <w:t>Lorena: Confirm Q2 keyword priorities, Beauty campaign budget allocation, and review Tuesday's finalized Polaris template direction.</w:t>
       </w:r>
     </w:p>
     <w:p>
@@ -1620,7 +1621,7 @@
         <w:pStyle w:val="ListBullet"/>
       </w:pPr>
       <w:r>
-        <w:t>Vijeth: deliver footer fix for MX Auto page and ref tag overwrite resolution.</w:t>
+        <w:t>Vijeth: Deliver footer fix for MX Auto page and ref tag overwrite resolution.</w:t>
       </w:r>
     </w:p>
     <w:p>
@@ -1628,7 +1629,15 @@
         <w:pStyle w:val="ListBullet"/>
       </w:pPr>
       <w:r>
-        <w:t>Brandon: approve April NB spend reduction plan once modeled.</w:t>
+        <w:t>Diana De la Fuente: Awaiting Google resolution on $56K duplicate invoice; no Richard action beyond weekly status check.</w:t>
+      </w:r>
+    </w:p>
+    <w:p>
+      <w:pPr>
+        <w:pStyle w:val="ListBullet"/>
+      </w:pPr>
+      <w:r>
+        <w:t>Brandon: No immediate MX action required. April budget reduction plan on hold pending W16 clean read.</w:t>
       </w:r>
     </w:p>
     <w:p>
@@ -1641,7 +1650,7 @@
         <w:pStyle w:val="Heading2"/>
       </w:pPr>
       <w:r>
-        <w:t>Appendix A: Weekly Trend (W7–W14)</w:t>
+        <w:t>Appendix A: Weekly Trend (W8–W15)</w:t>
       </w:r>
     </w:p>
     <w:tbl>
@@ -1748,7 +1757,7 @@
           </w:tcPr>
           <w:p>
             <w:r>
-              <w:t>ie%CCP</w:t>
+              <w:t>Brand CVR</w:t>
             </w:r>
           </w:p>
         </w:tc>
@@ -1760,7 +1769,7 @@
           </w:tcPr>
           <w:p>
             <w:r>
-              <w:t>W7</w:t>
+              <w:t>W8</w:t>
             </w:r>
           </w:p>
         </w:tc>
@@ -1770,7 +1779,7 @@
           </w:tcPr>
           <w:p>
             <w:r>
-              <w:t>246</w:t>
+              <w:t>368</w:t>
             </w:r>
           </w:p>
         </w:tc>
@@ -1780,7 +1789,7 @@
           </w:tcPr>
           <w:p>
             <w:r>
-              <w:t>—</w:t>
+              <w:t>270</w:t>
             </w:r>
           </w:p>
         </w:tc>
@@ -1790,7 +1799,7 @@
           </w:tcPr>
           <w:p>
             <w:r>
-              <w:t>—</w:t>
+              <w:t>98</w:t>
             </w:r>
           </w:p>
         </w:tc>
@@ -1800,7 +1809,7 @@
           </w:tcPr>
           <w:p>
             <w:r>
-              <w:t>—</w:t>
+              <w:t>$18,669</w:t>
             </w:r>
           </w:p>
         </w:tc>
@@ -1810,7 +1819,7 @@
           </w:tcPr>
           <w:p>
             <w:r>
-              <w:t>—</w:t>
+              <w:t>$50.73</w:t>
             </w:r>
           </w:p>
         </w:tc>
@@ -1820,7 +1829,7 @@
           </w:tcPr>
           <w:p>
             <w:r>
-              <w:t>—</w:t>
+              <w:t>$141.13</w:t>
             </w:r>
           </w:p>
         </w:tc>
@@ -1830,7 +1839,7 @@
           </w:tcPr>
           <w:p>
             <w:r>
-              <w:t>—</w:t>
+              <w:t>1.19%</w:t>
             </w:r>
           </w:p>
         </w:tc>
@@ -1840,7 +1849,7 @@
           </w:tcPr>
           <w:p>
             <w:r>
-              <w:t>—</w:t>
+              <w:t>7.02%</w:t>
             </w:r>
           </w:p>
         </w:tc>
@@ -1852,7 +1861,7 @@
           </w:tcPr>
           <w:p>
             <w:r>
-              <w:t>W8</w:t>
+              <w:t>W9</w:t>
             </w:r>
           </w:p>
         </w:tc>
@@ -1862,7 +1871,7 @@
           </w:tcPr>
           <w:p>
             <w:r>
-              <w:t>368</w:t>
+              <w:t>262</w:t>
             </w:r>
           </w:p>
         </w:tc>
@@ -1872,7 +1881,7 @@
           </w:tcPr>
           <w:p>
             <w:r>
-              <w:t>—</w:t>
+              <w:t>166</w:t>
             </w:r>
           </w:p>
         </w:tc>
@@ -1882,7 +1891,7 @@
           </w:tcPr>
           <w:p>
             <w:r>
-              <w:t>—</w:t>
+              <w:t>96</w:t>
             </w:r>
           </w:p>
         </w:tc>
@@ -1892,7 +1901,7 @@
           </w:tcPr>
           <w:p>
             <w:r>
-              <w:t>—</w:t>
+              <w:t>$19,733</w:t>
             </w:r>
           </w:p>
         </w:tc>
@@ -1902,7 +1911,7 @@
           </w:tcPr>
           <w:p>
             <w:r>
-              <w:t>—</w:t>
+              <w:t>$75.32</w:t>
             </w:r>
           </w:p>
         </w:tc>
@@ -1912,7 +1921,7 @@
           </w:tcPr>
           <w:p>
             <w:r>
-              <w:t>—</w:t>
+              <w:t>$161.11</w:t>
             </w:r>
           </w:p>
         </w:tc>
@@ -1922,7 +1931,7 @@
           </w:tcPr>
           <w:p>
             <w:r>
-              <w:t>—</w:t>
+              <w:t>1.13%</w:t>
             </w:r>
           </w:p>
         </w:tc>
@@ -1932,7 +1941,7 @@
           </w:tcPr>
           <w:p>
             <w:r>
-              <w:t>—</w:t>
+              <w:t>5.03%</w:t>
             </w:r>
           </w:p>
         </w:tc>
@@ -1944,7 +1953,7 @@
           </w:tcPr>
           <w:p>
             <w:r>
-              <w:t>W9</w:t>
+              <w:t>W10</w:t>
             </w:r>
           </w:p>
         </w:tc>
@@ -1954,7 +1963,7 @@
           </w:tcPr>
           <w:p>
             <w:r>
-              <w:t>264</w:t>
+              <w:t>297</w:t>
             </w:r>
           </w:p>
         </w:tc>
@@ -1964,7 +1973,7 @@
           </w:tcPr>
           <w:p>
             <w:r>
-              <w:t>—</w:t>
+              <w:t>199</w:t>
             </w:r>
           </w:p>
         </w:tc>
@@ -1974,7 +1983,7 @@
           </w:tcPr>
           <w:p>
             <w:r>
-              <w:t>—</w:t>
+              <w:t>98</w:t>
             </w:r>
           </w:p>
         </w:tc>
@@ -1984,7 +1993,7 @@
           </w:tcPr>
           <w:p>
             <w:r>
-              <w:t>—</w:t>
+              <w:t>$20,509</w:t>
             </w:r>
           </w:p>
         </w:tc>
@@ -1994,7 +2003,7 @@
           </w:tcPr>
           <w:p>
             <w:r>
-              <w:t>—</w:t>
+              <w:t>$69.05</w:t>
             </w:r>
           </w:p>
         </w:tc>
@@ -2004,7 +2013,7 @@
           </w:tcPr>
           <w:p>
             <w:r>
-              <w:t>—</w:t>
+              <w:t>$165.27</w:t>
             </w:r>
           </w:p>
         </w:tc>
@@ -2014,7 +2023,7 @@
           </w:tcPr>
           <w:p>
             <w:r>
-              <w:t>—</w:t>
+              <w:t>1.11%</w:t>
             </w:r>
           </w:p>
         </w:tc>
@@ -2024,7 +2033,7 @@
           </w:tcPr>
           <w:p>
             <w:r>
-              <w:t>—</w:t>
+              <w:t>5.36%</w:t>
             </w:r>
           </w:p>
         </w:tc>
@@ -2036,7 +2045,7 @@
           </w:tcPr>
           <w:p>
             <w:r>
-              <w:t>W10</w:t>
+              <w:t>W11</w:t>
             </w:r>
           </w:p>
         </w:tc>
@@ -2046,7 +2055,7 @@
           </w:tcPr>
           <w:p>
             <w:r>
-              <w:t>298</w:t>
+              <w:t>390</w:t>
             </w:r>
           </w:p>
         </w:tc>
@@ -2056,7 +2065,7 @@
           </w:tcPr>
           <w:p>
             <w:r>
-              <w:t>—</w:t>
+              <w:t>244</w:t>
             </w:r>
           </w:p>
         </w:tc>
@@ -2066,7 +2075,7 @@
           </w:tcPr>
           <w:p>
             <w:r>
-              <w:t>—</w:t>
+              <w:t>146</w:t>
             </w:r>
           </w:p>
         </w:tc>
@@ -2076,7 +2085,7 @@
           </w:tcPr>
           <w:p>
             <w:r>
-              <w:t>—</w:t>
+              <w:t>$22,462</w:t>
             </w:r>
           </w:p>
         </w:tc>
@@ -2086,7 +2095,7 @@
           </w:tcPr>
           <w:p>
             <w:r>
-              <w:t>—</w:t>
+              <w:t>$57.59</w:t>
             </w:r>
           </w:p>
         </w:tc>
@@ -2096,7 +2105,7 @@
           </w:tcPr>
           <w:p>
             <w:r>
-              <w:t>—</w:t>
+              <w:t>$121.61</w:t>
             </w:r>
           </w:p>
         </w:tc>
@@ -2106,7 +2115,7 @@
           </w:tcPr>
           <w:p>
             <w:r>
-              <w:t>—</w:t>
+              <w:t>1.56%</w:t>
             </w:r>
           </w:p>
         </w:tc>
@@ -2116,7 +2125,7 @@
           </w:tcPr>
           <w:p>
             <w:r>
-              <w:t>—</w:t>
+              <w:t>6.73%</w:t>
             </w:r>
           </w:p>
         </w:tc>
@@ -2128,7 +2137,7 @@
           </w:tcPr>
           <w:p>
             <w:r>
-              <w:t>W11</w:t>
+              <w:t>W12</w:t>
             </w:r>
           </w:p>
         </w:tc>
@@ -2138,7 +2147,7 @@
           </w:tcPr>
           <w:p>
             <w:r>
-              <w:t>397</w:t>
+              <w:t>324</w:t>
             </w:r>
           </w:p>
         </w:tc>
@@ -2148,7 +2157,7 @@
           </w:tcPr>
           <w:p>
             <w:r>
-              <w:t>246</w:t>
+              <w:t>203</w:t>
             </w:r>
           </w:p>
         </w:tc>
@@ -2158,7 +2167,7 @@
           </w:tcPr>
           <w:p>
             <w:r>
-              <w:t>147</w:t>
+              <w:t>121</w:t>
             </w:r>
           </w:p>
         </w:tc>
@@ -2168,7 +2177,7 @@
           </w:tcPr>
           <w:p>
             <w:r>
-              <w:t>$22K</w:t>
+              <w:t>$20,134</w:t>
             </w:r>
           </w:p>
         </w:tc>
@@ -2178,7 +2187,7 @@
           </w:tcPr>
           <w:p>
             <w:r>
-              <w:t>$57</w:t>
+              <w:t>$62.14</w:t>
             </w:r>
           </w:p>
         </w:tc>
@@ -2188,7 +2197,7 @@
           </w:tcPr>
           <w:p>
             <w:r>
-              <w:t>$121</w:t>
+              <w:t>$132.37</w:t>
             </w:r>
           </w:p>
         </w:tc>
@@ -2198,7 +2207,7 @@
           </w:tcPr>
           <w:p>
             <w:r>
-              <w:t>1.57%</w:t>
+              <w:t>1.37%</w:t>
             </w:r>
           </w:p>
         </w:tc>
@@ -2208,7 +2217,7 @@
           </w:tcPr>
           <w:p>
             <w:r>
-              <w:t>83%</w:t>
+              <w:t>6.00%</w:t>
             </w:r>
           </w:p>
         </w:tc>
@@ -2220,7 +2229,7 @@
           </w:tcPr>
           <w:p>
             <w:r>
-              <w:t>W12</w:t>
+              <w:t>W13</w:t>
             </w:r>
           </w:p>
         </w:tc>
@@ -2230,7 +2239,7 @@
           </w:tcPr>
           <w:p>
             <w:r>
-              <w:t>330</w:t>
+              <w:t>350</w:t>
             </w:r>
           </w:p>
         </w:tc>
@@ -2240,7 +2249,7 @@
           </w:tcPr>
           <w:p>
             <w:r>
-              <w:t>208</w:t>
+              <w:t>210</w:t>
             </w:r>
           </w:p>
         </w:tc>
@@ -2250,7 +2259,7 @@
           </w:tcPr>
           <w:p>
             <w:r>
-              <w:t>122</w:t>
+              <w:t>140</w:t>
             </w:r>
           </w:p>
         </w:tc>
@@ -2260,7 +2269,7 @@
           </w:tcPr>
           <w:p>
             <w:r>
-              <w:t>$20K</w:t>
+              <w:t>$23,220</w:t>
             </w:r>
           </w:p>
         </w:tc>
@@ -2270,7 +2279,7 @@
           </w:tcPr>
           <w:p>
             <w:r>
-              <w:t>$61</w:t>
+              <w:t>$66.34</w:t>
             </w:r>
           </w:p>
         </w:tc>
@@ -2280,7 +2289,7 @@
           </w:tcPr>
           <w:p>
             <w:r>
-              <w:t>$131</w:t>
+              <w:t>$134.16</w:t>
             </w:r>
           </w:p>
         </w:tc>
@@ -2290,7 +2299,7 @@
           </w:tcPr>
           <w:p>
             <w:r>
-              <w:t>1.38%</w:t>
+              <w:t>1.46%</w:t>
             </w:r>
           </w:p>
         </w:tc>
@@ -2300,7 +2309,7 @@
           </w:tcPr>
           <w:p>
             <w:r>
-              <w:t>90%</w:t>
+              <w:t>5.68%</w:t>
             </w:r>
           </w:p>
         </w:tc>
@@ -2312,7 +2321,7 @@
           </w:tcPr>
           <w:p>
             <w:r>
-              <w:t>W13</w:t>
+              <w:t>W14</w:t>
             </w:r>
           </w:p>
         </w:tc>
@@ -2322,7 +2331,7 @@
           </w:tcPr>
           <w:p>
             <w:r>
-              <w:t>354</w:t>
+              <w:t>304</w:t>
             </w:r>
           </w:p>
         </w:tc>
@@ -2332,7 +2341,7 @@
           </w:tcPr>
           <w:p>
             <w:r>
-              <w:t>214</w:t>
+              <w:t>180</w:t>
             </w:r>
           </w:p>
         </w:tc>
@@ -2342,7 +2351,7 @@
           </w:tcPr>
           <w:p>
             <w:r>
-              <w:t>140</w:t>
+              <w:t>124</w:t>
             </w:r>
           </w:p>
         </w:tc>
@@ -2352,7 +2361,7 @@
           </w:tcPr>
           <w:p>
             <w:r>
-              <w:t>$23K</w:t>
+              <w:t>$19,418</w:t>
             </w:r>
           </w:p>
         </w:tc>
@@ -2362,7 +2371,7 @@
           </w:tcPr>
           <w:p>
             <w:r>
-              <w:t>$66</w:t>
+              <w:t>$63.87</w:t>
             </w:r>
           </w:p>
         </w:tc>
@@ -2372,7 +2381,7 @@
           </w:tcPr>
           <w:p>
             <w:r>
-              <w:t>$134</w:t>
+              <w:t>$129.82</w:t>
             </w:r>
           </w:p>
         </w:tc>
@@ -2382,7 +2391,7 @@
           </w:tcPr>
           <w:p>
             <w:r>
-              <w:t>1.46%</w:t>
+              <w:t>1.33%</w:t>
             </w:r>
           </w:p>
         </w:tc>
@@ -2392,7 +2401,7 @@
           </w:tcPr>
           <w:p>
             <w:r>
-              <w:t>99%</w:t>
+              <w:t>5.75%</w:t>
             </w:r>
           </w:p>
         </w:tc>
@@ -2404,7 +2413,7 @@
           </w:tcPr>
           <w:p>
             <w:r>
-              <w:t>W14</w:t>
+              <w:t>W15</w:t>
             </w:r>
           </w:p>
         </w:tc>
@@ -2414,7 +2423,7 @@
           </w:tcPr>
           <w:p>
             <w:r>
-              <w:t>238</w:t>
+              <w:t>515</w:t>
             </w:r>
           </w:p>
         </w:tc>
@@ -2424,7 +2433,7 @@
           </w:tcPr>
           <w:p>
             <w:r>
-              <w:t>137</w:t>
+              <w:t>373</w:t>
             </w:r>
           </w:p>
         </w:tc>
@@ -2434,7 +2443,7 @@
           </w:tcPr>
           <w:p>
             <w:r>
-              <w:t>101</w:t>
+              <w:t>142</w:t>
             </w:r>
           </w:p>
         </w:tc>
@@ -2444,7 +2453,7 @@
           </w:tcPr>
           <w:p>
             <w:r>
-              <w:t>$19K</w:t>
+              <w:t>$25,444</w:t>
             </w:r>
           </w:p>
         </w:tc>
@@ -2454,7 +2463,7 @@
           </w:tcPr>
           <w:p>
             <w:r>
-              <w:t>$82</w:t>
+              <w:t>$49.41</w:t>
             </w:r>
           </w:p>
         </w:tc>
@@ -2464,7 +2473,7 @@
           </w:tcPr>
           <w:p>
             <w:r>
-              <w:t>$159</w:t>
+              <w:t>$141.99</w:t>
             </w:r>
           </w:p>
         </w:tc>
@@ -2474,7 +2483,7 @@
           </w:tcPr>
           <w:p>
             <w:r>
-              <w:t>1.08%</w:t>
+              <w:t>1.32%</w:t>
             </w:r>
           </w:p>
         </w:tc>
@@ -2484,18 +2493,36 @@
           </w:tcPr>
           <w:p>
             <w:r>
-              <w:t>126%</w:t>
+              <w:t>8.08%</w:t>
             </w:r>
           </w:p>
         </w:tc>
       </w:tr>
     </w:tbl>
+    <w:p>
+      <w:r>
+        <w:t>**Trend commentary:** NB CVR has held the 1.3%+ range in 4 of the last 5 weeks, confirming the W11 restructuring. W15's Brand CVR at 8.08% is the dataset high and reflects Semana Santa rebound, not a structural baseline shift.</w:t>
+      </w:r>
+    </w:p>
     <w:p>
       <w:pPr>
         <w:pStyle w:val="Heading2"/>
       </w:pPr>
       <w:r>
-        <w:t>Appendix B: YoY Comparison (W14)</w:t>
+        <w:t>Appendix B: YoY Comparison (W15)</w:t>
+      </w:r>
+    </w:p>
+    <w:p>
+      <w:r>
+        <w:t>YoY benchmarks for W15 are not populated in the current forecast system. The W14 YoY comparison was unreliable because 2025 W14 did not fall on Semana Santa. W15 holiday offset is more comparable to 2025 W15, but the calendar alignment introduces noise; YoY will be included in W16 once the calibration set catches up.</w:t>
+      </w:r>
+    </w:p>
+    <w:p>
+      <w:pPr>
+        <w:pStyle w:val="Heading2"/>
+      </w:pPr>
+      <w:r>
+        <w:t>Appendix C: April 2026 Monthly Pacing</w:t>
       </w:r>
     </w:p>
     <w:tbl>
@@ -2505,15 +2532,16 @@
         <w:tblLook w:firstColumn="1" w:firstRow="1" w:lastColumn="0" w:lastRow="0" w:noHBand="0" w:noVBand="1" w:val="04A0"/>
       </w:tblPr>
       <w:tblGrid>
-        <w:gridCol w:w="2160"/>
-        <w:gridCol w:w="2160"/>
-        <w:gridCol w:w="2160"/>
-        <w:gridCol w:w="2160"/>
+        <w:gridCol w:w="1728"/>
+        <w:gridCol w:w="1728"/>
+        <w:gridCol w:w="1728"/>
+        <w:gridCol w:w="1728"/>
+        <w:gridCol w:w="1728"/>
       </w:tblGrid>
       <w:tr>
         <w:tc>
           <w:tcPr>
-            <w:tcW w:type="dxa" w:w="2160"/>
+            <w:tcW w:type="dxa" w:w="1728"/>
           </w:tcPr>
           <w:p>
             <w:r>
@@ -2523,31 +2551,41 @@
         </w:tc>
         <w:tc>
           <w:tcPr>
-            <w:tcW w:type="dxa" w:w="2160"/>
-          </w:tcPr>
-          <w:p>
-            <w:r>
-              <w:t>2026 W14</w:t>
-            </w:r>
-          </w:p>
-        </w:tc>
-        <w:tc>
-          <w:tcPr>
-            <w:tcW w:type="dxa" w:w="2160"/>
-          </w:tcPr>
-          <w:p>
-            <w:r>
-              <w:t>2025 W14</w:t>
-            </w:r>
-          </w:p>
-        </w:tc>
-        <w:tc>
-          <w:tcPr>
-            <w:tcW w:type="dxa" w:w="2160"/>
-          </w:tcPr>
-          <w:p>
-            <w:r>
-              <w:t>YoY Δ</w:t>
+            <w:tcW w:type="dxa" w:w="1728"/>
+          </w:tcPr>
+          <w:p>
+            <w:r>
+              <w:t>MTD (Apr 1–12)</w:t>
+            </w:r>
+          </w:p>
+        </w:tc>
+        <w:tc>
+          <w:tcPr>
+            <w:tcW w:type="dxa" w:w="1728"/>
+          </w:tcPr>
+          <w:p>
+            <w:r>
+              <w:t>OP2 Month Target</w:t>
+            </w:r>
+          </w:p>
+        </w:tc>
+        <w:tc>
+          <w:tcPr>
+            <w:tcW w:type="dxa" w:w="1728"/>
+          </w:tcPr>
+          <w:p>
+            <w:r>
+              <w:t>MTD Pacing</w:t>
+            </w:r>
+          </w:p>
+        </w:tc>
+        <w:tc>
+          <w:tcPr>
+            <w:tcW w:type="dxa" w:w="1728"/>
+          </w:tcPr>
+          <w:p>
+            <w:r>
+              <w:t>Time Elapsed</w:t>
             </w:r>
           </w:p>
         </w:tc>
@@ -2555,7 +2593,7 @@
       <w:tr>
         <w:tc>
           <w:tcPr>
-            <w:tcW w:type="dxa" w:w="2160"/>
+            <w:tcW w:type="dxa" w:w="1728"/>
           </w:tcPr>
           <w:p>
             <w:r>
@@ -2565,31 +2603,41 @@
         </w:tc>
         <w:tc>
           <w:tcPr>
-            <w:tcW w:type="dxa" w:w="2160"/>
-          </w:tcPr>
-          <w:p>
-            <w:r>
-              <w:t>238</w:t>
-            </w:r>
-          </w:p>
-        </w:tc>
-        <w:tc>
-          <w:tcPr>
-            <w:tcW w:type="dxa" w:w="2160"/>
-          </w:tcPr>
-          <w:p>
-            <w:r>
-              <w:t>192</w:t>
-            </w:r>
-          </w:p>
-        </w:tc>
-        <w:tc>
-          <w:tcPr>
-            <w:tcW w:type="dxa" w:w="2160"/>
-          </w:tcPr>
-          <w:p>
-            <w:r>
-              <w:t>+24%</w:t>
+            <w:tcW w:type="dxa" w:w="1728"/>
+          </w:tcPr>
+          <w:p>
+            <w:r>
+              <w:t>515</w:t>
+            </w:r>
+          </w:p>
+        </w:tc>
+        <w:tc>
+          <w:tcPr>
+            <w:tcW w:type="dxa" w:w="1728"/>
+          </w:tcPr>
+          <w:p>
+            <w:r>
+              <w:t>791</w:t>
+            </w:r>
+          </w:p>
+        </w:tc>
+        <w:tc>
+          <w:tcPr>
+            <w:tcW w:type="dxa" w:w="1728"/>
+          </w:tcPr>
+          <w:p>
+            <w:r>
+              <w:t>65.1%</w:t>
+            </w:r>
+          </w:p>
+        </w:tc>
+        <w:tc>
+          <w:tcPr>
+            <w:tcW w:type="dxa" w:w="1728"/>
+          </w:tcPr>
+          <w:p>
+            <w:r>
+              <w:t>19%</w:t>
             </w:r>
           </w:p>
         </w:tc>
@@ -2597,7 +2645,7 @@
       <w:tr>
         <w:tc>
           <w:tcPr>
-            <w:tcW w:type="dxa" w:w="2160"/>
+            <w:tcW w:type="dxa" w:w="1728"/>
           </w:tcPr>
           <w:p>
             <w:r>
@@ -2607,31 +2655,41 @@
         </w:tc>
         <w:tc>
           <w:tcPr>
-            <w:tcW w:type="dxa" w:w="2160"/>
-          </w:tcPr>
-          <w:p>
-            <w:r>
-              <w:t>$19K</w:t>
-            </w:r>
-          </w:p>
-        </w:tc>
-        <w:tc>
-          <w:tcPr>
-            <w:tcW w:type="dxa" w:w="2160"/>
-          </w:tcPr>
-          <w:p>
-            <w:r>
-              <w:t>$32K</w:t>
-            </w:r>
-          </w:p>
-        </w:tc>
-        <w:tc>
-          <w:tcPr>
-            <w:tcW w:type="dxa" w:w="2160"/>
-          </w:tcPr>
-          <w:p>
-            <w:r>
-              <w:t>-40%</w:t>
+            <w:tcW w:type="dxa" w:w="1728"/>
+          </w:tcPr>
+          <w:p>
+            <w:r>
+              <w:t>$25,444</w:t>
+            </w:r>
+          </w:p>
+        </w:tc>
+        <w:tc>
+          <w:tcPr>
+            <w:tcW w:type="dxa" w:w="1728"/>
+          </w:tcPr>
+          <w:p>
+            <w:r>
+              <w:t>$35,085</w:t>
+            </w:r>
+          </w:p>
+        </w:tc>
+        <w:tc>
+          <w:tcPr>
+            <w:tcW w:type="dxa" w:w="1728"/>
+          </w:tcPr>
+          <w:p>
+            <w:r>
+              <w:t>72.5%</w:t>
+            </w:r>
+          </w:p>
+        </w:tc>
+        <w:tc>
+          <w:tcPr>
+            <w:tcW w:type="dxa" w:w="1728"/>
+          </w:tcPr>
+          <w:p>
+            <w:r>
+              <w:t>19%</w:t>
             </w:r>
           </w:p>
         </w:tc>
@@ -2639,361 +2697,61 @@
       <w:tr>
         <w:tc>
           <w:tcPr>
-            <w:tcW w:type="dxa" w:w="2160"/>
-          </w:tcPr>
-          <w:p>
-            <w:r>
-              <w:t>Brand regs</w:t>
-            </w:r>
-          </w:p>
-        </w:tc>
-        <w:tc>
-          <w:tcPr>
-            <w:tcW w:type="dxa" w:w="2160"/>
-          </w:tcPr>
-          <w:p>
-            <w:r>
-              <w:t>137</w:t>
-            </w:r>
-          </w:p>
-        </w:tc>
-        <w:tc>
-          <w:tcPr>
-            <w:tcW w:type="dxa" w:w="2160"/>
-          </w:tcPr>
-          <w:p>
-            <w:r>
-              <w:t>83</w:t>
-            </w:r>
-          </w:p>
-        </w:tc>
-        <w:tc>
-          <w:tcPr>
-            <w:tcW w:type="dxa" w:w="2160"/>
-          </w:tcPr>
-          <w:p>
-            <w:r>
-              <w:t>+65%</w:t>
-            </w:r>
-          </w:p>
-        </w:tc>
-      </w:tr>
-      <w:tr>
-        <w:tc>
-          <w:tcPr>
-            <w:tcW w:type="dxa" w:w="2160"/>
-          </w:tcPr>
-          <w:p>
-            <w:r>
-              <w:t>NB regs</w:t>
-            </w:r>
-          </w:p>
-        </w:tc>
-        <w:tc>
-          <w:tcPr>
-            <w:tcW w:type="dxa" w:w="2160"/>
-          </w:tcPr>
-          <w:p>
-            <w:r>
-              <w:t>101</w:t>
-            </w:r>
-          </w:p>
-        </w:tc>
-        <w:tc>
-          <w:tcPr>
-            <w:tcW w:type="dxa" w:w="2160"/>
-          </w:tcPr>
-          <w:p>
-            <w:r>
-              <w:t>109</w:t>
-            </w:r>
-          </w:p>
-        </w:tc>
-        <w:tc>
-          <w:tcPr>
-            <w:tcW w:type="dxa" w:w="2160"/>
-          </w:tcPr>
-          <w:p>
-            <w:r>
-              <w:t>-7%</w:t>
-            </w:r>
-          </w:p>
-        </w:tc>
-      </w:tr>
-      <w:tr>
-        <w:tc>
-          <w:tcPr>
-            <w:tcW w:type="dxa" w:w="2160"/>
-          </w:tcPr>
-          <w:p>
-            <w:r>
-              <w:t>NB CPA</w:t>
-            </w:r>
-          </w:p>
-        </w:tc>
-        <w:tc>
-          <w:tcPr>
-            <w:tcW w:type="dxa" w:w="2160"/>
-          </w:tcPr>
-          <w:p>
-            <w:r>
-              <w:t>$159</w:t>
-            </w:r>
-          </w:p>
-        </w:tc>
-        <w:tc>
-          <w:tcPr>
-            <w:tcW w:type="dxa" w:w="2160"/>
-          </w:tcPr>
-          <w:p>
-            <w:r>
-              <w:t>$291</w:t>
-            </w:r>
-          </w:p>
-        </w:tc>
-        <w:tc>
-          <w:tcPr>
-            <w:tcW w:type="dxa" w:w="2160"/>
-          </w:tcPr>
-          <w:p>
-            <w:r>
-              <w:t>-45%</w:t>
+            <w:tcW w:type="dxa" w:w="1728"/>
+          </w:tcPr>
+          <w:p>
+            <w:r>
+              <w:t>Blended CPA</w:t>
+            </w:r>
+          </w:p>
+        </w:tc>
+        <w:tc>
+          <w:tcPr>
+            <w:tcW w:type="dxa" w:w="1728"/>
+          </w:tcPr>
+          <w:p>
+            <w:r>
+              <w:t>$49.41</w:t>
+            </w:r>
+          </w:p>
+        </w:tc>
+        <w:tc>
+          <w:tcPr>
+            <w:tcW w:type="dxa" w:w="1728"/>
+          </w:tcPr>
+          <w:p>
+            <w:r>
+              <w:t>$44.36</w:t>
+            </w:r>
+          </w:p>
+        </w:tc>
+        <w:tc>
+          <w:tcPr>
+            <w:tcW w:type="dxa" w:w="1728"/>
+          </w:tcPr>
+          <w:p>
+            <w:r>
+              <w:t>+11% above target</w:t>
+            </w:r>
+          </w:p>
+        </w:tc>
+        <w:tc>
+          <w:tcPr>
+            <w:tcW w:type="dxa" w:w="1728"/>
+          </w:tcPr>
+          <w:p>
+            <w:r>
+              <w:t>—</w:t>
             </w:r>
           </w:p>
         </w:tc>
       </w:tr>
     </w:tbl>
     <w:p>
-      <w:pPr>
-        <w:pStyle w:val="Heading2"/>
-      </w:pPr>
       <w:r>
-        <w:t>Appendix C: March 2026 Actuals (closed)</w:t>
+        <w:t>MX is running at 3.4× the registration pace and 3.8× the spend pace expected for the point of the month. If W16–W17 hold even the 8-week average of 339 regs/week, April closes above 1,190 registrations at roughly $100K spend — versus OP2 of 791 and $35K. The prior month (March closed at 1,483 regs / $96K spend / $64 CPA, +73% above OP2). A second consecutive month at 150%+ of OP2 regs will require an early-May finance check-in on the full-year reforecast.</w:t>
       </w:r>
     </w:p>
-    <w:tbl>
-      <w:tblPr>
-        <w:tblStyle w:val="TableGrid"/>
-        <w:tblW w:type="auto" w:w="0"/>
-        <w:tblLook w:firstColumn="1" w:firstRow="1" w:lastColumn="0" w:lastRow="0" w:noHBand="0" w:noVBand="1" w:val="04A0"/>
-      </w:tblPr>
-      <w:tblGrid>
-        <w:gridCol w:w="2160"/>
-        <w:gridCol w:w="2160"/>
-        <w:gridCol w:w="2160"/>
-        <w:gridCol w:w="2160"/>
-      </w:tblGrid>
-      <w:tr>
-        <w:tc>
-          <w:tcPr>
-            <w:tcW w:type="dxa" w:w="2160"/>
-          </w:tcPr>
-          <w:p>
-            <w:r>
-              <w:t>Metric</w:t>
-            </w:r>
-          </w:p>
-        </w:tc>
-        <w:tc>
-          <w:tcPr>
-            <w:tcW w:type="dxa" w:w="2160"/>
-          </w:tcPr>
-          <w:p>
-            <w:r>
-              <w:t>March Actual</w:t>
-            </w:r>
-          </w:p>
-        </w:tc>
-        <w:tc>
-          <w:tcPr>
-            <w:tcW w:type="dxa" w:w="2160"/>
-          </w:tcPr>
-          <w:p>
-            <w:r>
-              <w:t>OP2 Target</w:t>
-            </w:r>
-          </w:p>
-        </w:tc>
-        <w:tc>
-          <w:tcPr>
-            <w:tcW w:type="dxa" w:w="2160"/>
-          </w:tcPr>
-          <w:p>
-            <w:r>
-              <w:t>vs OP2</w:t>
-            </w:r>
-          </w:p>
-        </w:tc>
-      </w:tr>
-      <w:tr>
-        <w:tc>
-          <w:tcPr>
-            <w:tcW w:type="dxa" w:w="2160"/>
-          </w:tcPr>
-          <w:p>
-            <w:r>
-              <w:t>Registrations</w:t>
-            </w:r>
-          </w:p>
-        </w:tc>
-        <w:tc>
-          <w:tcPr>
-            <w:tcW w:type="dxa" w:w="2160"/>
-          </w:tcPr>
-          <w:p>
-            <w:r>
-              <w:t>1,483</w:t>
-            </w:r>
-          </w:p>
-        </w:tc>
-        <w:tc>
-          <w:tcPr>
-            <w:tcW w:type="dxa" w:w="2160"/>
-          </w:tcPr>
-          <w:p>
-            <w:r>
-              <w:t>859</w:t>
-            </w:r>
-          </w:p>
-        </w:tc>
-        <w:tc>
-          <w:tcPr>
-            <w:tcW w:type="dxa" w:w="2160"/>
-          </w:tcPr>
-          <w:p>
-            <w:r>
-              <w:t>+73%</w:t>
-            </w:r>
-          </w:p>
-        </w:tc>
-      </w:tr>
-      <w:tr>
-        <w:tc>
-          <w:tcPr>
-            <w:tcW w:type="dxa" w:w="2160"/>
-          </w:tcPr>
-          <w:p>
-            <w:r>
-              <w:t>Spend</w:t>
-            </w:r>
-          </w:p>
-        </w:tc>
-        <w:tc>
-          <w:tcPr>
-            <w:tcW w:type="dxa" w:w="2160"/>
-          </w:tcPr>
-          <w:p>
-            <w:r>
-              <w:t>$96K</w:t>
-            </w:r>
-          </w:p>
-        </w:tc>
-        <w:tc>
-          <w:tcPr>
-            <w:tcW w:type="dxa" w:w="2160"/>
-          </w:tcPr>
-          <w:p>
-            <w:r>
-              <w:t>$57K</w:t>
-            </w:r>
-          </w:p>
-        </w:tc>
-        <w:tc>
-          <w:tcPr>
-            <w:tcW w:type="dxa" w:w="2160"/>
-          </w:tcPr>
-          <w:p>
-            <w:r>
-              <w:t>+67%</w:t>
-            </w:r>
-          </w:p>
-        </w:tc>
-      </w:tr>
-      <w:tr>
-        <w:tc>
-          <w:tcPr>
-            <w:tcW w:type="dxa" w:w="2160"/>
-          </w:tcPr>
-          <w:p>
-            <w:r>
-              <w:t>CPA</w:t>
-            </w:r>
-          </w:p>
-        </w:tc>
-        <w:tc>
-          <w:tcPr>
-            <w:tcW w:type="dxa" w:w="2160"/>
-          </w:tcPr>
-          <w:p>
-            <w:r>
-              <w:t>$64</w:t>
-            </w:r>
-          </w:p>
-        </w:tc>
-        <w:tc>
-          <w:tcPr>
-            <w:tcW w:type="dxa" w:w="2160"/>
-          </w:tcPr>
-          <w:p>
-            <w:r>
-              <w:t>$66</w:t>
-            </w:r>
-          </w:p>
-        </w:tc>
-        <w:tc>
-          <w:tcPr>
-            <w:tcW w:type="dxa" w:w="2160"/>
-          </w:tcPr>
-          <w:p>
-            <w:r>
-              <w:t>-3% (better)</w:t>
-            </w:r>
-          </w:p>
-        </w:tc>
-      </w:tr>
-      <w:tr>
-        <w:tc>
-          <w:tcPr>
-            <w:tcW w:type="dxa" w:w="2160"/>
-          </w:tcPr>
-          <w:p>
-            <w:r>
-              <w:t>ie%CCP</w:t>
-            </w:r>
-          </w:p>
-        </w:tc>
-        <w:tc>
-          <w:tcPr>
-            <w:tcW w:type="dxa" w:w="2160"/>
-          </w:tcPr>
-          <w:p>
-            <w:r>
-              <w:t>~98% MTD</w:t>
-            </w:r>
-          </w:p>
-        </w:tc>
-        <w:tc>
-          <w:tcPr>
-            <w:tcW w:type="dxa" w:w="2160"/>
-          </w:tcPr>
-          <w:p>
-            <w:r>
-              <w:t>100%</w:t>
-            </w:r>
-          </w:p>
-        </w:tc>
-        <w:tc>
-          <w:tcPr>
-            <w:tcW w:type="dxa" w:w="2160"/>
-          </w:tcPr>
-          <w:p>
-            <w:r>
-              <w:t>On target</w:t>
-            </w:r>
-          </w:p>
-        </w:tc>
-      </w:tr>
-    </w:tbl>
     <w:p>
       <w:pPr>
         <w:pStyle w:val="Heading2"/>
@@ -3523,6 +3281,134 @@
           <w:p>
             <w:r>
               <w:t>Left budgets/bids unchanged based on weekly performance</w:t>
+            </w:r>
+          </w:p>
+        </w:tc>
+        <w:tc>
+          <w:tcPr>
+            <w:tcW w:type="dxa" w:w="2880"/>
+          </w:tcPr>
+          <w:p>
+            <w:r>
+              <w:t>Richard</w:t>
+            </w:r>
+          </w:p>
+        </w:tc>
+      </w:tr>
+      <w:tr>
+        <w:tc>
+          <w:tcPr>
+            <w:tcW w:type="dxa" w:w="2880"/>
+          </w:tcPr>
+          <w:p>
+            <w:r>
+              <w:t>3/25</w:t>
+            </w:r>
+          </w:p>
+        </w:tc>
+        <w:tc>
+          <w:tcPr>
+            <w:tcW w:type="dxa" w:w="2880"/>
+          </w:tcPr>
+          <w:p>
+            <w:r>
+              <w:t>W12 callout: 330 regs (-16% WoW), $61 CPA, 90% ie%CCP</w:t>
+            </w:r>
+          </w:p>
+        </w:tc>
+        <w:tc>
+          <w:tcPr>
+            <w:tcW w:type="dxa" w:w="2880"/>
+          </w:tcPr>
+          <w:p>
+            <w:r>
+              <w:t>Richard</w:t>
+            </w:r>
+          </w:p>
+        </w:tc>
+      </w:tr>
+      <w:tr>
+        <w:tc>
+          <w:tcPr>
+            <w:tcW w:type="dxa" w:w="2880"/>
+          </w:tcPr>
+          <w:p>
+            <w:r>
+              <w:t>3/29–4/5</w:t>
+            </w:r>
+          </w:p>
+        </w:tc>
+        <w:tc>
+          <w:tcPr>
+            <w:tcW w:type="dxa" w:w="2880"/>
+          </w:tcPr>
+          <w:p>
+            <w:r>
+              <w:t>Semana Santa suppression (-32.6% WoW in W14)</w:t>
+            </w:r>
+          </w:p>
+        </w:tc>
+        <w:tc>
+          <w:tcPr>
+            <w:tcW w:type="dxa" w:w="2880"/>
+          </w:tcPr>
+          <w:p>
+            <w:r>
+              <w:t>—</w:t>
+            </w:r>
+          </w:p>
+        </w:tc>
+      </w:tr>
+      <w:tr>
+        <w:tc>
+          <w:tcPr>
+            <w:tcW w:type="dxa" w:w="2880"/>
+          </w:tcPr>
+          <w:p>
+            <w:r>
+              <w:t>4/14</w:t>
+            </w:r>
+          </w:p>
+        </w:tc>
+        <w:tc>
+          <w:tcPr>
+            <w:tcW w:type="dxa" w:w="2880"/>
+          </w:tcPr>
+          <w:p>
+            <w:r>
+              <w:t>Diana flagged duplicate $56K Google MX invoice; Richard engaging Google</w:t>
+            </w:r>
+          </w:p>
+        </w:tc>
+        <w:tc>
+          <w:tcPr>
+            <w:tcW w:type="dxa" w:w="2880"/>
+          </w:tcPr>
+          <w:p>
+            <w:r>
+              <w:t>Diana + Richard</w:t>
+            </w:r>
+          </w:p>
+        </w:tc>
+      </w:tr>
+      <w:tr>
+        <w:tc>
+          <w:tcPr>
+            <w:tcW w:type="dxa" w:w="2880"/>
+          </w:tcPr>
+          <w:p>
+            <w:r>
+              <w:t>4/17</w:t>
+            </w:r>
+          </w:p>
+        </w:tc>
+        <w:tc>
+          <w:tcPr>
+            <w:tcW w:type="dxa" w:w="2880"/>
+          </w:tcPr>
+          <w:p>
+            <w:r>
+              <w:t>Richard acknowledged duplicate invoice resolution path to Diana</w:t>
             </w:r>
           </w:p>
         </w:tc>
